--- a/05_改修資料/KSM_WEB_004_改修指示書_アプリ起動終了通知_POS稼働状態管理_サーバー側_ja_vi.docx
+++ b/05_改修資料/KSM_WEB_004_改修指示書_アプリ起動終了通知_POS稼働状態管理_サーバー側_ja_vi.docx
@@ -9827,6 +9827,19 @@
           <w:szCs w:val="18"/>
         </w:rPr>
         <w:t xml:space="preserve">― 以上 ―　/　― Hết tài liệu ―</w:t>
+      </w:r>
+    </w:p>
+    <w:p>
+      <w:pPr>
+        <w:spacing w:before="0" w:after="0"/>
+      </w:pPr>
+      <w:r>
+        <w:rPr>
+          <w:rFonts w:ascii="BIZ UDPGothic" w:hAnsi="BIZ UDPGothic"/>
+          <w:sz w:val="18"/>
+          <w:color w:val="404040"/>
+        </w:rPr>
+        <w:t xml:space="preserve">※アプリ側改修：Ksm_gft_015を参照 / Xem Ksm_gft_015</w:t>
       </w:r>
     </w:p>
     <w:sectPr>
